--- a/doc/JCha_CV_260807.docx
+++ b/doc/JCha_CV_260807.docx
@@ -1,6 +1,6 @@
 
 <file path=word/document.xml><?xml version="1.0" encoding="utf-8"?>
-<w:document xmlns:wpc="http://schemas.microsoft.com/office/word/2010/wordprocessingCanvas" xmlns:cx="http://schemas.microsoft.com/office/drawing/2014/chartex" xmlns:cx1="http://schemas.microsoft.com/office/drawing/2015/9/8/chartex" xmlns:cx2="http://schemas.microsoft.com/office/drawing/2015/10/21/chartex" xmlns:cx3="http://schemas.microsoft.com/office/drawing/2016/5/9/chartex" xmlns:cx4="http://schemas.microsoft.com/office/drawing/2016/5/10/chartex" xmlns:cx5="http://schemas.microsoft.com/office/drawing/2016/5/11/chartex" xmlns:cx6="http://schemas.microsoft.com/office/drawing/2016/5/12/chartex" xmlns:cx7="http://schemas.microsoft.com/office/drawing/2016/5/13/chartex" xmlns:cx8="http://schemas.microsoft.com/office/drawing/2016/5/14/chartex" xmlns:mc="http://schemas.openxmlformats.org/markup-compatibility/2006" xmlns:m="http://schemas.openxmlformats.org/officeDocument/2006/math" xmlns:aink="http://schemas.microsoft.com/office/drawing/2016/ink" xmlns:am3d="http://schemas.microsoft.com/office/drawing/2017/model3d" xmlns:oel="http://schemas.microsoft.com/office/2019/extlst" xmlns:r="http://schemas.openxmlformats.org/officeDocument/2006/relationships" xmlns:wp14="http://schemas.microsoft.com/office/word/2010/wordprocessingDrawing" xmlns:wp="http://schemas.openxmlformats.org/drawingml/2006/wordprocessingDrawing" xmlns:wpg="http://schemas.microsoft.com/office/word/2010/wordprocessingGroup" xmlns:wpi="http://schemas.microsoft.com/office/word/2010/wordprocessingInk" xmlns:wps="http://schemas.microsoft.com/office/word/2010/wordprocessingShape" xmlns:o="urn:schemas-microsoft-com:office:office" xmlns:v="urn:schemas-microsoft-com:vml" xmlns:w10="urn:schemas-microsoft-com:office:word" xmlns:w="http://schemas.openxmlformats.org/wordprocessingml/2006/main" xmlns:w14="http://schemas.microsoft.com/office/word/2010/wordml" xmlns:w15="http://schemas.microsoft.com/office/word/2012/wordml" xmlns:w16cei="http://schemas.microsoft.com/office/word/2026/wordml/cei" xmlns:w16cex="http://schemas.microsoft.com/office/word/2018/wordml/cex" xmlns:w16cid="http://schemas.microsoft.com/office/word/2016/wordml/cid" xmlns:w16="http://schemas.microsoft.com/office/word/2018/wordml" xmlns:w16sdtdh="http://schemas.microsoft.com/office/word/2020/wordml/sdtdatahash" xmlns:w16sdtfl="http://schemas.microsoft.com/office/word/2024/wordml/sdtformatlock" xmlns:w16se="http://schemas.microsoft.com/office/word/2015/wordml/symex" xmlns:w16du="http://schemas.microsoft.com/office/word/2023/wordml/word16du" xmlns:wne="http://schemas.microsoft.com/office/word/2006/wordml" mc:Ignorable="w14 w15 w16se w16cid w16 w16cex w16sdtdh w16sdtfl w16du wp14">
+<w:document xmlns:wpc="http://schemas.microsoft.com/office/word/2010/wordprocessingCanvas" xmlns:cx="http://schemas.microsoft.com/office/drawing/2014/chartex" xmlns:cx1="http://schemas.microsoft.com/office/drawing/2015/9/8/chartex" xmlns:cx2="http://schemas.microsoft.com/office/drawing/2015/10/21/chartex" xmlns:cx3="http://schemas.microsoft.com/office/drawing/2016/5/9/chartex" xmlns:cx4="http://schemas.microsoft.com/office/drawing/2016/5/10/chartex" xmlns:cx5="http://schemas.microsoft.com/office/drawing/2016/5/11/chartex" xmlns:cx6="http://schemas.microsoft.com/office/drawing/2016/5/12/chartex" xmlns:cx7="http://schemas.microsoft.com/office/drawing/2016/5/13/chartex" xmlns:cx8="http://schemas.microsoft.com/office/drawing/2016/5/14/chartex" xmlns:mc="http://schemas.openxmlformats.org/markup-compatibility/2006" xmlns:aink="http://schemas.microsoft.com/office/drawing/2016/ink" xmlns:am3d="http://schemas.microsoft.com/office/drawing/2017/model3d" xmlns:o="urn:schemas-microsoft-com:office:office" xmlns:oel="http://schemas.microsoft.com/office/2019/extlst" xmlns:r="http://schemas.openxmlformats.org/officeDocument/2006/relationships" xmlns:m="http://schemas.openxmlformats.org/officeDocument/2006/math" xmlns:v="urn:schemas-microsoft-com:vml" xmlns:wp14="http://schemas.microsoft.com/office/word/2010/wordprocessingDrawing" xmlns:wp="http://schemas.openxmlformats.org/drawingml/2006/wordprocessingDrawing" xmlns:w10="urn:schemas-microsoft-com:office:word" xmlns:w="http://schemas.openxmlformats.org/wordprocessingml/2006/main" xmlns:w14="http://schemas.microsoft.com/office/word/2010/wordml" xmlns:w15="http://schemas.microsoft.com/office/word/2012/wordml" xmlns:w16cei="http://schemas.microsoft.com/office/word/2026/wordml/cei" xmlns:w16cex="http://schemas.microsoft.com/office/word/2018/wordml/cex" xmlns:w16cid="http://schemas.microsoft.com/office/word/2016/wordml/cid" xmlns:w16="http://schemas.microsoft.com/office/word/2018/wordml" xmlns:w16du="http://schemas.microsoft.com/office/word/2023/wordml/word16du" xmlns:w16sdtdh="http://schemas.microsoft.com/office/word/2020/wordml/sdtdatahash" xmlns:w16sdtfl="http://schemas.microsoft.com/office/word/2024/wordml/sdtformatlock" xmlns:w16se="http://schemas.microsoft.com/office/word/2015/wordml/symex" xmlns:wpg="http://schemas.microsoft.com/office/word/2010/wordprocessingGroup" xmlns:wpi="http://schemas.microsoft.com/office/word/2010/wordprocessingInk" xmlns:wne="http://schemas.microsoft.com/office/word/2006/wordml" xmlns:wps="http://schemas.microsoft.com/office/word/2010/wordprocessingShape" mc:Ignorable="w14 w15 w16se w16cid w16 w16cex w16sdtdh w16sdtfl w16du wp14">
   <w:body>
     <w:p>
       <w:pPr>
@@ -88,7 +88,23 @@
           <w:sz w:val="24"/>
           <w:szCs w:val="24"/>
         </w:rPr>
-        <w:t xml:space="preserve"> 2026 (Projected)</w:t>
+        <w:t xml:space="preserve"> 2026 (</w:t>
+      </w:r>
+      <w:r>
+        <w:rPr>
+          <w:color w:val="000000"/>
+          <w:sz w:val="24"/>
+          <w:szCs w:val="24"/>
+        </w:rPr>
+        <w:t>Expected</w:t>
+      </w:r>
+      <w:r>
+        <w:rPr>
+          <w:color w:val="000000"/>
+          <w:sz w:val="24"/>
+          <w:szCs w:val="24"/>
+        </w:rPr>
+        <w:t>)</w:t>
       </w:r>
     </w:p>
     <w:p>
@@ -110,402 +126,29 @@
           <w:sz w:val="24"/>
           <w:szCs w:val="24"/>
         </w:rPr>
-        <w:t xml:space="preserve">PhD </w:t>
-      </w:r>
-      <w:r>
+        <w:t>PhD</w:t>
+      </w:r>
+    </w:p>
+    <w:p>
+      <w:pPr>
+        <w:tabs>
+          <w:tab w:val="right" w:pos="10080"/>
+        </w:tabs>
         <w:rPr>
           <w:iCs/>
           <w:color w:val="000000"/>
           <w:sz w:val="24"/>
           <w:szCs w:val="24"/>
         </w:rPr>
-        <w:t>candidate</w:t>
-      </w:r>
-    </w:p>
-    <w:p>
-      <w:pPr>
-        <w:tabs>
-          <w:tab w:val="right" w:pos="10080"/>
-        </w:tabs>
+      </w:pPr>
+      <w:r>
         <w:rPr>
           <w:iCs/>
           <w:color w:val="000000"/>
           <w:sz w:val="24"/>
           <w:szCs w:val="24"/>
         </w:rPr>
-      </w:pPr>
-      <w:r>
-        <w:rPr>
-          <w:iCs/>
-          <w:color w:val="000000"/>
-          <w:sz w:val="24"/>
-          <w:szCs w:val="24"/>
-        </w:rPr>
-        <w:t>Dr. Frank Pugh Laboratory; Computational Biology</w:t>
-      </w:r>
-    </w:p>
-    <w:p>
-      <w:pPr>
-        <w:tabs>
-          <w:tab w:val="right" w:pos="10080"/>
-        </w:tabs>
-        <w:ind w:left="567"/>
-        <w:rPr>
-          <w:iCs/>
-          <w:color w:val="000000"/>
-          <w:sz w:val="24"/>
-          <w:szCs w:val="24"/>
-        </w:rPr>
-      </w:pPr>
-      <w:r>
-        <w:rPr>
-          <w:iCs/>
-          <w:color w:val="000000"/>
-          <w:sz w:val="24"/>
-          <w:szCs w:val="24"/>
-        </w:rPr>
-        <w:t>The Pugh Lab is a leader in developing protocols for high-resolution chromatin immunoprecipitation (ChIP-</w:t>
-      </w:r>
-      <w:proofErr w:type="spellStart"/>
-      <w:r>
-        <w:rPr>
-          <w:iCs/>
-          <w:color w:val="000000"/>
-          <w:sz w:val="24"/>
-          <w:szCs w:val="24"/>
-        </w:rPr>
-        <w:t>exo</w:t>
-      </w:r>
-      <w:proofErr w:type="spellEnd"/>
-      <w:r>
-        <w:rPr>
-          <w:iCs/>
-          <w:color w:val="000000"/>
-          <w:sz w:val="24"/>
-          <w:szCs w:val="24"/>
-        </w:rPr>
-        <w:t>) sequencing.</w:t>
-      </w:r>
-      <w:r>
-        <w:rPr>
-          <w:iCs/>
-          <w:color w:val="000000"/>
-          <w:sz w:val="24"/>
-          <w:szCs w:val="24"/>
-        </w:rPr>
-        <w:t xml:space="preserve"> I am currently involved in several projects investigating the fundamental characteristics of chromatin.</w:t>
-      </w:r>
-      <w:r>
-        <w:rPr>
-          <w:iCs/>
-          <w:color w:val="000000"/>
-          <w:sz w:val="24"/>
-          <w:szCs w:val="24"/>
-        </w:rPr>
-        <w:t xml:space="preserve"> </w:t>
-      </w:r>
-      <w:r>
-        <w:rPr>
-          <w:iCs/>
-          <w:color w:val="000000"/>
-          <w:sz w:val="24"/>
-          <w:szCs w:val="24"/>
-        </w:rPr>
-        <w:t xml:space="preserve">I have investigated the </w:t>
-      </w:r>
-      <w:r>
-        <w:rPr>
-          <w:iCs/>
-          <w:color w:val="000000"/>
-          <w:sz w:val="24"/>
-          <w:szCs w:val="24"/>
-        </w:rPr>
-        <w:t>roles</w:t>
-      </w:r>
-      <w:r>
-        <w:rPr>
-          <w:iCs/>
-          <w:color w:val="000000"/>
-          <w:sz w:val="24"/>
-          <w:szCs w:val="24"/>
-        </w:rPr>
-        <w:t xml:space="preserve"> of</w:t>
-      </w:r>
-      <w:r>
-        <w:rPr>
-          <w:iCs/>
-          <w:color w:val="000000"/>
-          <w:sz w:val="24"/>
-          <w:szCs w:val="24"/>
-        </w:rPr>
-        <w:t xml:space="preserve"> </w:t>
-      </w:r>
-      <w:r>
-        <w:rPr>
-          <w:iCs/>
-          <w:color w:val="000000"/>
-          <w:sz w:val="24"/>
-          <w:szCs w:val="24"/>
-        </w:rPr>
-        <w:t>specific components</w:t>
-      </w:r>
-      <w:r>
-        <w:rPr>
-          <w:iCs/>
-          <w:color w:val="000000"/>
-          <w:sz w:val="24"/>
-          <w:szCs w:val="24"/>
-        </w:rPr>
-        <w:t xml:space="preserve"> </w:t>
-      </w:r>
-      <w:r>
-        <w:rPr>
-          <w:iCs/>
-          <w:color w:val="000000"/>
-          <w:sz w:val="24"/>
-          <w:szCs w:val="24"/>
-        </w:rPr>
-        <w:t xml:space="preserve">in the SWR1 </w:t>
-      </w:r>
-      <w:r>
-        <w:rPr>
-          <w:iCs/>
-          <w:color w:val="000000"/>
-          <w:sz w:val="24"/>
-          <w:szCs w:val="24"/>
-        </w:rPr>
-        <w:t>chromatin remodeler</w:t>
-      </w:r>
-      <w:r>
-        <w:rPr>
-          <w:iCs/>
-          <w:color w:val="000000"/>
-          <w:sz w:val="24"/>
-          <w:szCs w:val="24"/>
-        </w:rPr>
-        <w:t xml:space="preserve"> complex</w:t>
-      </w:r>
-      <w:r>
-        <w:rPr>
-          <w:iCs/>
-          <w:color w:val="000000"/>
-          <w:sz w:val="24"/>
-          <w:szCs w:val="24"/>
-        </w:rPr>
-        <w:t xml:space="preserve"> in yeast</w:t>
-      </w:r>
-      <w:r>
-        <w:rPr>
-          <w:iCs/>
-          <w:color w:val="000000"/>
-          <w:sz w:val="24"/>
-          <w:szCs w:val="24"/>
-        </w:rPr>
-        <w:t>.</w:t>
-      </w:r>
-      <w:r>
-        <w:rPr>
-          <w:iCs/>
-          <w:color w:val="000000"/>
-          <w:sz w:val="24"/>
-          <w:szCs w:val="24"/>
-        </w:rPr>
-        <w:t xml:space="preserve"> I have also developed </w:t>
-      </w:r>
-      <w:proofErr w:type="spellStart"/>
-      <w:r>
-        <w:rPr>
-          <w:iCs/>
-          <w:color w:val="000000"/>
-          <w:sz w:val="24"/>
-          <w:szCs w:val="24"/>
-        </w:rPr>
-        <w:t xml:space="preserve">GenoCLAMP, </w:t>
-      </w:r>
-      <w:proofErr w:type="spellEnd"/>
-      <w:r>
-        <w:rPr>
-          <w:iCs/>
-          <w:color w:val="000000"/>
-          <w:sz w:val="24"/>
-          <w:szCs w:val="24"/>
-        </w:rPr>
-        <w:t>a software to merge highly similar sequence motifs</w:t>
-      </w:r>
-      <w:r>
-        <w:rPr>
-          <w:iCs/>
-          <w:color w:val="000000"/>
-          <w:sz w:val="24"/>
-          <w:szCs w:val="24"/>
-        </w:rPr>
-        <w:t xml:space="preserve">, and </w:t>
-      </w:r>
-      <w:proofErr w:type="spellStart"/>
-      <w:r>
-        <w:rPr>
-          <w:iCs/>
-          <w:color w:val="000000"/>
-          <w:sz w:val="24"/>
-          <w:szCs w:val="24"/>
-        </w:rPr>
-        <w:t>GenoPlotter</w:t>
-      </w:r>
-      <w:proofErr w:type="spellEnd"/>
-      <w:r>
-        <w:rPr>
-          <w:iCs/>
-          <w:color w:val="000000"/>
-          <w:sz w:val="24"/>
-          <w:szCs w:val="24"/>
-        </w:rPr>
-        <w:t>, a browser tool to plot quantitative data on arrays of genomic loci</w:t>
-      </w:r>
-      <w:r>
-        <w:rPr>
-          <w:iCs/>
-          <w:color w:val="000000"/>
-          <w:sz w:val="24"/>
-          <w:szCs w:val="24"/>
-        </w:rPr>
-        <w:t>.</w:t>
-      </w:r>
-      <w:r>
-        <w:rPr>
-          <w:iCs/>
-          <w:color w:val="000000"/>
-          <w:sz w:val="24"/>
-          <w:szCs w:val="24"/>
-        </w:rPr>
-        <w:t xml:space="preserve"> </w:t>
-      </w:r>
-      <w:r>
-        <w:rPr>
-          <w:iCs/>
-          <w:color w:val="000000"/>
-          <w:sz w:val="24"/>
-          <w:szCs w:val="24"/>
-        </w:rPr>
-        <w:t xml:space="preserve">Currently I am </w:t>
-      </w:r>
-      <w:r>
-        <w:rPr>
-          <w:iCs/>
-          <w:color w:val="000000"/>
-          <w:sz w:val="24"/>
-          <w:szCs w:val="24"/>
-        </w:rPr>
-        <w:t>developing</w:t>
-      </w:r>
-      <w:r>
-        <w:rPr>
-          <w:iCs/>
-          <w:color w:val="000000"/>
-          <w:sz w:val="24"/>
-          <w:szCs w:val="24"/>
-        </w:rPr>
-        <w:t xml:space="preserve"> </w:t>
-      </w:r>
-      <w:r>
-        <w:rPr>
-          <w:iCs/>
-          <w:color w:val="000000"/>
-          <w:sz w:val="24"/>
-          <w:szCs w:val="24"/>
-        </w:rPr>
-        <w:t xml:space="preserve">a software </w:t>
-      </w:r>
-      <w:r>
-        <w:rPr>
-          <w:iCs/>
-          <w:color w:val="000000"/>
-          <w:sz w:val="24"/>
-          <w:szCs w:val="24"/>
-        </w:rPr>
-        <w:t>method</w:t>
-      </w:r>
-      <w:r>
-        <w:rPr>
-          <w:iCs/>
-          <w:color w:val="000000"/>
-          <w:sz w:val="24"/>
-          <w:szCs w:val="24"/>
-        </w:rPr>
-        <w:t xml:space="preserve"> </w:t>
-      </w:r>
-      <w:r>
-        <w:rPr>
-          <w:iCs/>
-          <w:color w:val="000000"/>
-          <w:sz w:val="24"/>
-          <w:szCs w:val="24"/>
-        </w:rPr>
-        <w:t xml:space="preserve">for </w:t>
-      </w:r>
-      <w:r>
-        <w:rPr>
-          <w:iCs/>
-          <w:color w:val="000000"/>
-          <w:sz w:val="24"/>
-          <w:szCs w:val="24"/>
-        </w:rPr>
-        <w:t>deconvolving</w:t>
-      </w:r>
-      <w:r>
-        <w:rPr>
-          <w:iCs/>
-          <w:color w:val="000000"/>
-          <w:sz w:val="24"/>
-          <w:szCs w:val="24"/>
-        </w:rPr>
-        <w:t xml:space="preserve"> </w:t>
-      </w:r>
-      <w:r>
-        <w:rPr>
-          <w:iCs/>
-          <w:color w:val="000000"/>
-          <w:sz w:val="24"/>
-          <w:szCs w:val="24"/>
-        </w:rPr>
-        <w:t>DNA sequence motifs</w:t>
-      </w:r>
-      <w:r>
-        <w:rPr>
-          <w:iCs/>
-          <w:color w:val="000000"/>
-          <w:sz w:val="24"/>
-          <w:szCs w:val="24"/>
-        </w:rPr>
-        <w:t xml:space="preserve"> according to bound protein configurations using ChIP-</w:t>
-      </w:r>
-      <w:proofErr w:type="spellStart"/>
-      <w:r>
-        <w:rPr>
-          <w:iCs/>
-          <w:color w:val="000000"/>
-          <w:sz w:val="24"/>
-          <w:szCs w:val="24"/>
-        </w:rPr>
-        <w:t>exo</w:t>
-      </w:r>
-      <w:proofErr w:type="spellEnd"/>
-      <w:r>
-        <w:rPr>
-          <w:iCs/>
-          <w:color w:val="000000"/>
-          <w:sz w:val="24"/>
-          <w:szCs w:val="24"/>
-        </w:rPr>
-        <w:t xml:space="preserve"> data</w:t>
-      </w:r>
-      <w:r>
-        <w:rPr>
-          <w:iCs/>
-          <w:color w:val="000000"/>
-          <w:sz w:val="24"/>
-          <w:szCs w:val="24"/>
-        </w:rPr>
-        <w:t>.</w:t>
+        <w:t>Computational Biology</w:t>
       </w:r>
       <w:r>
         <w:rPr>
@@ -647,6 +290,7 @@
           <w:tab w:val="right" w:pos="9360"/>
         </w:tabs>
         <w:rPr>
+          <w:bCs/>
           <w:color w:val="000000"/>
           <w:sz w:val="24"/>
           <w:szCs w:val="24"/>
@@ -659,6 +303,133 @@
           <w:sz w:val="24"/>
           <w:szCs w:val="24"/>
         </w:rPr>
+        <w:t>Cornell University</w:t>
+      </w:r>
+      <w:r>
+        <w:rPr>
+          <w:bCs/>
+          <w:color w:val="000000"/>
+          <w:sz w:val="24"/>
+          <w:szCs w:val="24"/>
+        </w:rPr>
+        <w:t xml:space="preserve"> – Ithaca, NY</w:t>
+      </w:r>
+    </w:p>
+    <w:p>
+      <w:pPr>
+        <w:tabs>
+          <w:tab w:val="right" w:pos="9360"/>
+        </w:tabs>
+        <w:rPr>
+          <w:iCs/>
+          <w:color w:val="000000"/>
+          <w:sz w:val="24"/>
+          <w:szCs w:val="24"/>
+        </w:rPr>
+      </w:pPr>
+      <w:r>
+        <w:rPr>
+          <w:iCs/>
+          <w:color w:val="000000"/>
+          <w:sz w:val="24"/>
+          <w:szCs w:val="24"/>
+        </w:rPr>
+        <w:t>PhD Candidate/Graduate Researcher</w:t>
+      </w:r>
+      <w:r>
+        <w:rPr>
+          <w:iCs/>
+          <w:color w:val="000000"/>
+          <w:sz w:val="24"/>
+          <w:szCs w:val="24"/>
+        </w:rPr>
+        <w:tab/>
+      </w:r>
+      <w:r>
+        <w:rPr>
+          <w:bCs/>
+          <w:color w:val="000000"/>
+          <w:sz w:val="24"/>
+          <w:szCs w:val="24"/>
+        </w:rPr>
+        <w:t>August 2021 – Present</w:t>
+      </w:r>
+    </w:p>
+    <w:p>
+      <w:pPr>
+        <w:tabs>
+          <w:tab w:val="right" w:pos="9360"/>
+        </w:tabs>
+        <w:rPr>
+          <w:iCs/>
+          <w:color w:val="000000"/>
+          <w:sz w:val="24"/>
+          <w:szCs w:val="24"/>
+        </w:rPr>
+      </w:pPr>
+      <w:r>
+        <w:rPr>
+          <w:iCs/>
+          <w:color w:val="000000"/>
+          <w:sz w:val="24"/>
+          <w:szCs w:val="24"/>
+        </w:rPr>
+        <w:t>Dr. Frank Pugh Laboratory</w:t>
+      </w:r>
+    </w:p>
+    <w:p>
+      <w:pPr>
+        <w:tabs>
+          <w:tab w:val="right" w:pos="9360"/>
+        </w:tabs>
+        <w:rPr>
+          <w:bCs/>
+          <w:color w:val="000000"/>
+          <w:sz w:val="24"/>
+          <w:szCs w:val="24"/>
+        </w:rPr>
+      </w:pPr>
+      <w:r>
+        <w:rPr>
+          <w:iCs/>
+          <w:color w:val="000000"/>
+          <w:sz w:val="24"/>
+          <w:szCs w:val="24"/>
+        </w:rPr>
+        <w:t>The Pugh Lab is a leader in developing protocols for high-resolution chromatin immunoprecipitation (ChIP-exo) sequencing. I am currently involved in several projects investigating the fundamental characteristics of chromatin. I have investigated the roles of specific components in the SWR1 chromatin remodeler complex in yeast. I have also developed GenoCLAMP, a software to merge highly similar sequence motifs, and GenoPlotter, a browser tool to plot quantitative data on arrays of genomic loci. Currently I am developing a software method for deconvolving DNA sequence motifs according to bound protein configurations using ChIP-exo data.</w:t>
+      </w:r>
+    </w:p>
+    <w:p>
+      <w:pPr>
+        <w:tabs>
+          <w:tab w:val="right" w:pos="9360"/>
+        </w:tabs>
+        <w:rPr>
+          <w:b/>
+          <w:color w:val="000000"/>
+          <w:sz w:val="24"/>
+          <w:szCs w:val="24"/>
+        </w:rPr>
+      </w:pPr>
+    </w:p>
+    <w:p>
+      <w:pPr>
+        <w:tabs>
+          <w:tab w:val="right" w:pos="9360"/>
+        </w:tabs>
+        <w:rPr>
+          <w:color w:val="000000"/>
+          <w:sz w:val="24"/>
+          <w:szCs w:val="24"/>
+        </w:rPr>
+      </w:pPr>
+      <w:r>
+        <w:rPr>
+          <w:b/>
+          <w:color w:val="000000"/>
+          <w:sz w:val="24"/>
+          <w:szCs w:val="24"/>
+        </w:rPr>
         <w:t>Broad Institute of Harvard and MIT</w:t>
       </w:r>
       <w:r>
@@ -676,7 +447,6 @@
           <w:tab w:val="right" w:pos="10080"/>
         </w:tabs>
         <w:rPr>
-          <w:color w:val="000000"/>
           <w:sz w:val="24"/>
           <w:szCs w:val="24"/>
         </w:rPr>
@@ -704,6 +474,25 @@
           <w:szCs w:val="24"/>
         </w:rPr>
         <w:t>July 2021</w:t>
+      </w:r>
+    </w:p>
+    <w:p>
+      <w:pPr>
+        <w:tabs>
+          <w:tab w:val="right" w:pos="10080"/>
+        </w:tabs>
+        <w:rPr>
+          <w:color w:val="000000"/>
+          <w:sz w:val="24"/>
+          <w:szCs w:val="24"/>
+        </w:rPr>
+      </w:pPr>
+      <w:r>
+        <w:rPr>
+          <w:sz w:val="24"/>
+          <w:szCs w:val="24"/>
+        </w:rPr>
+        <w:t>Dr. Gad Getz Laboratory</w:t>
       </w:r>
     </w:p>
     <w:p>
@@ -807,19 +596,11 @@
           <w:color w:val="000000"/>
         </w:rPr>
       </w:pPr>
-      <w:proofErr w:type="spellStart"/>
-      <w:r>
-        <w:rPr>
-          <w:color w:val="000000"/>
-        </w:rPr>
-        <w:t>Leshchiner</w:t>
-      </w:r>
-      <w:proofErr w:type="spellEnd"/>
-      <w:r>
-        <w:rPr>
-          <w:color w:val="000000"/>
-        </w:rPr>
-        <w:t xml:space="preserve">, I.*, Medford, A.*, </w:t>
+      <w:r>
+        <w:rPr>
+          <w:color w:val="000000"/>
+        </w:rPr>
+        <w:t xml:space="preserve">Leshchiner, I.*, Medford, A.*, </w:t>
       </w:r>
       <w:r>
         <w:rPr>
@@ -1049,6 +830,7 @@
         <w:rPr>
           <w:color w:val="000000"/>
         </w:rPr>
+        <w:lastRenderedPageBreak/>
         <w:t xml:space="preserve">Louder, R. </w:t>
       </w:r>
       <w:r>
@@ -1205,7 +987,6 @@
         <w:rPr>
           <w:color w:val="000000"/>
         </w:rPr>
-        <w:lastRenderedPageBreak/>
         <w:t xml:space="preserve">Naeem, A. </w:t>
       </w:r>
       <w:r>
@@ -1222,19 +1003,11 @@
         </w:rPr>
         <w:t xml:space="preserve"> (2023) “</w:t>
       </w:r>
-      <w:proofErr w:type="spellStart"/>
-      <w:r>
-        <w:rPr>
-          <w:color w:val="000000"/>
-        </w:rPr>
-        <w:t>Pirtobrutinib</w:t>
-      </w:r>
-      <w:proofErr w:type="spellEnd"/>
-      <w:r>
-        <w:rPr>
-          <w:color w:val="000000"/>
-        </w:rPr>
-        <w:t xml:space="preserve"> targets BTK C481S in ibrutinib-resistant CLL but second-site BTK mutations lead to resistance</w:t>
+      <w:r>
+        <w:rPr>
+          <w:color w:val="000000"/>
+        </w:rPr>
+        <w:t>Pirtobrutinib targets BTK C481S in ibrutinib-resistant CLL but second-site BTK mutations lead to resistance</w:t>
       </w:r>
       <w:r>
         <w:rPr>
@@ -1312,21 +1085,7 @@
         <w:rPr>
           <w:color w:val="000000"/>
         </w:rPr>
-        <w:t xml:space="preserve">*, </w:t>
-      </w:r>
-      <w:proofErr w:type="spellStart"/>
-      <w:r>
-        <w:rPr>
-          <w:color w:val="000000"/>
-        </w:rPr>
-        <w:t>Utro</w:t>
-      </w:r>
-      <w:proofErr w:type="spellEnd"/>
-      <w:r>
-        <w:rPr>
-          <w:color w:val="000000"/>
-        </w:rPr>
-        <w:t>, F.*</w:t>
+        <w:t>*, Utro, F.*</w:t>
       </w:r>
       <w:r>
         <w:rPr>
@@ -1418,19 +1177,11 @@
           <w:color w:val="000000"/>
         </w:rPr>
       </w:pPr>
-      <w:proofErr w:type="spellStart"/>
-      <w:r>
-        <w:rPr>
-          <w:color w:val="000000"/>
-        </w:rPr>
-        <w:t>Leshchiner</w:t>
-      </w:r>
-      <w:proofErr w:type="spellEnd"/>
-      <w:r>
-        <w:rPr>
-          <w:color w:val="000000"/>
-        </w:rPr>
-        <w:t>, I.</w:t>
+      <w:r>
+        <w:rPr>
+          <w:color w:val="000000"/>
+        </w:rPr>
+        <w:t>Leshchiner, I.</w:t>
       </w:r>
       <w:r>
         <w:rPr>
@@ -1554,19 +1305,11 @@
           <w:color w:val="000000"/>
         </w:rPr>
       </w:pPr>
-      <w:proofErr w:type="spellStart"/>
-      <w:r>
-        <w:rPr>
-          <w:color w:val="000000"/>
-        </w:rPr>
-        <w:t>Bustoros</w:t>
-      </w:r>
-      <w:proofErr w:type="spellEnd"/>
-      <w:r>
-        <w:rPr>
-          <w:color w:val="000000"/>
-        </w:rPr>
-        <w:t>, M.</w:t>
+      <w:r>
+        <w:rPr>
+          <w:color w:val="000000"/>
+        </w:rPr>
+        <w:t>Bustoros, M.</w:t>
       </w:r>
       <w:r>
         <w:rPr>
@@ -2165,25 +1908,7 @@
           <w:sz w:val="24"/>
           <w:szCs w:val="24"/>
         </w:rPr>
-        <w:t xml:space="preserve">African Society for Bioinformatics and Computational Biology (ASBCB) omics </w:t>
-      </w:r>
-      <w:proofErr w:type="spellStart"/>
-      <w:r>
-        <w:rPr>
-          <w:color w:val="000000"/>
-          <w:sz w:val="24"/>
-          <w:szCs w:val="24"/>
-        </w:rPr>
-        <w:t>codeathon</w:t>
-      </w:r>
-      <w:proofErr w:type="spellEnd"/>
-      <w:r>
-        <w:rPr>
-          <w:color w:val="000000"/>
-          <w:sz w:val="24"/>
-          <w:szCs w:val="24"/>
-        </w:rPr>
-        <w:t xml:space="preserve"> judge</w:t>
+        <w:t>African Society for Bioinformatics and Computational Biology (ASBCB) omics codeathon judge</w:t>
       </w:r>
       <w:r>
         <w:rPr>
@@ -2282,6 +2007,7 @@
           <w:sz w:val="24"/>
           <w:szCs w:val="24"/>
         </w:rPr>
+        <w:lastRenderedPageBreak/>
         <w:t>Mentored undergraduate researchers: students have gotten accepted to graduate programs at institutions including the University of Chicago and Rice University</w:t>
       </w:r>
     </w:p>
@@ -2408,7 +2134,6 @@
           <w:szCs w:val="28"/>
           <w:u w:val="single"/>
         </w:rPr>
-        <w:lastRenderedPageBreak/>
         <w:t>Skills</w:t>
       </w:r>
     </w:p>
@@ -2471,7 +2196,6 @@
         </w:rPr>
         <w:t xml:space="preserve">, </w:t>
       </w:r>
-      <w:proofErr w:type="spellStart"/>
       <w:r>
         <w:rPr>
           <w:color w:val="000000"/>
@@ -2480,7 +2204,6 @@
         </w:rPr>
         <w:t>Matlab</w:t>
       </w:r>
-      <w:proofErr w:type="spellEnd"/>
     </w:p>
     <w:p>
       <w:pPr>
@@ -2683,23 +2406,7 @@
             <w:sz w:val="24"/>
             <w:szCs w:val="24"/>
           </w:rPr>
-          <w:t>https://github.co</w:t>
-        </w:r>
-        <w:r>
-          <w:rPr>
-            <w:rStyle w:val="Hyperlink"/>
-            <w:sz w:val="24"/>
-            <w:szCs w:val="24"/>
-          </w:rPr>
-          <w:t>m</w:t>
-        </w:r>
-        <w:r>
-          <w:rPr>
-            <w:rStyle w:val="Hyperlink"/>
-            <w:sz w:val="24"/>
-            <w:szCs w:val="24"/>
-          </w:rPr>
-          <w:t>/CEGRcode/GenoPlotter</w:t>
+          <w:t>https://github.com/CEGRcode/GenoPlotter</w:t>
         </w:r>
       </w:hyperlink>
     </w:p>
@@ -2712,23 +2419,13 @@
           <w:szCs w:val="24"/>
         </w:rPr>
       </w:pPr>
-      <w:proofErr w:type="spellStart"/>
-      <w:r>
-        <w:rPr>
-          <w:color w:val="000000"/>
-          <w:sz w:val="24"/>
-          <w:szCs w:val="24"/>
-        </w:rPr>
-        <w:t>GenoPlotter</w:t>
-      </w:r>
-      <w:proofErr w:type="spellEnd"/>
-      <w:r>
-        <w:rPr>
-          <w:color w:val="000000"/>
-          <w:sz w:val="24"/>
-          <w:szCs w:val="24"/>
-        </w:rPr>
-        <w:t>: A browser tool for plotting composite quantitative data over many analogous genomic loci</w:t>
+      <w:r>
+        <w:rPr>
+          <w:color w:val="000000"/>
+          <w:sz w:val="24"/>
+          <w:szCs w:val="24"/>
+        </w:rPr>
+        <w:t>GenoPlotter: A browser tool for plotting composite quantitative data over many analogous genomic loci</w:t>
       </w:r>
     </w:p>
     <w:p>
@@ -2750,23 +2447,7 @@
             <w:sz w:val="24"/>
             <w:szCs w:val="24"/>
           </w:rPr>
-          <w:t>https://github.com/CEGRcode/G</w:t>
-        </w:r>
-        <w:r>
-          <w:rPr>
-            <w:rStyle w:val="Hyperlink"/>
-            <w:sz w:val="24"/>
-            <w:szCs w:val="24"/>
-          </w:rPr>
-          <w:t>e</w:t>
-        </w:r>
-        <w:r>
-          <w:rPr>
-            <w:rStyle w:val="Hyperlink"/>
-            <w:sz w:val="24"/>
-            <w:szCs w:val="24"/>
-          </w:rPr>
-          <w:t>noCLAMP</w:t>
+          <w:t>https://github.com/CEGRcode/GenoCLAMP</w:t>
         </w:r>
       </w:hyperlink>
     </w:p>
@@ -2779,7 +2460,6 @@
           <w:szCs w:val="24"/>
         </w:rPr>
       </w:pPr>
-      <w:proofErr w:type="spellStart"/>
       <w:r>
         <w:rPr>
           <w:color w:val="000000"/>
@@ -2794,16 +2474,7 @@
           <w:sz w:val="24"/>
           <w:szCs w:val="24"/>
         </w:rPr>
-        <w:t>CLAMP</w:t>
-      </w:r>
-      <w:proofErr w:type="spellEnd"/>
-      <w:r>
-        <w:rPr>
-          <w:color w:val="000000"/>
-          <w:sz w:val="24"/>
-          <w:szCs w:val="24"/>
-        </w:rPr>
-        <w:t xml:space="preserve"> (</w:t>
+        <w:t>CLAMP (</w:t>
       </w:r>
       <w:r>
         <w:rPr>
@@ -2813,23 +2484,13 @@
         </w:rPr>
         <w:t xml:space="preserve">Genomic </w:t>
       </w:r>
-      <w:proofErr w:type="spellStart"/>
-      <w:r>
-        <w:rPr>
-          <w:color w:val="000000"/>
-          <w:sz w:val="24"/>
-          <w:szCs w:val="24"/>
-        </w:rPr>
-        <w:t>CLustered</w:t>
-      </w:r>
-      <w:proofErr w:type="spellEnd"/>
-      <w:r>
-        <w:rPr>
-          <w:color w:val="000000"/>
-          <w:sz w:val="24"/>
-          <w:szCs w:val="24"/>
-        </w:rPr>
-        <w:t xml:space="preserve"> Alignment of Motif Profiles): A tool for clustering sequence motifs into aligned consensus sequences</w:t>
+      <w:r>
+        <w:rPr>
+          <w:color w:val="000000"/>
+          <w:sz w:val="24"/>
+          <w:szCs w:val="24"/>
+        </w:rPr>
+        <w:t>CLustered Alignment of Motif Profiles): A tool for clustering sequence motifs into aligned consensus sequences</w:t>
       </w:r>
     </w:p>
     <w:p>
@@ -2864,23 +2525,13 @@
           <w:szCs w:val="24"/>
         </w:rPr>
       </w:pPr>
-      <w:proofErr w:type="spellStart"/>
-      <w:r>
-        <w:rPr>
-          <w:color w:val="000000"/>
-          <w:sz w:val="24"/>
-          <w:szCs w:val="24"/>
-        </w:rPr>
-        <w:t>PhylogicNDT</w:t>
-      </w:r>
-      <w:proofErr w:type="spellEnd"/>
-      <w:r>
-        <w:rPr>
-          <w:color w:val="000000"/>
-          <w:sz w:val="24"/>
-          <w:szCs w:val="24"/>
-        </w:rPr>
-        <w:t>: A tool for clustering mutations, inferring tumor phylogeny, and inferring the order of mutations in cancer</w:t>
+      <w:r>
+        <w:rPr>
+          <w:color w:val="000000"/>
+          <w:sz w:val="24"/>
+          <w:szCs w:val="24"/>
+        </w:rPr>
+        <w:t>PhylogicNDT: A tool for clustering mutations, inferring tumor phylogeny, and inferring the order of mutations in cancer</w:t>
       </w:r>
     </w:p>
     <w:p>
@@ -2919,23 +2570,13 @@
           <w:szCs w:val="24"/>
         </w:rPr>
       </w:pPr>
-      <w:proofErr w:type="spellStart"/>
-      <w:r>
-        <w:rPr>
-          <w:color w:val="000000"/>
-          <w:sz w:val="24"/>
-          <w:szCs w:val="24"/>
-        </w:rPr>
-        <w:t>SignatureAnalyzer</w:t>
-      </w:r>
-      <w:proofErr w:type="spellEnd"/>
-      <w:r>
-        <w:rPr>
-          <w:color w:val="000000"/>
-          <w:sz w:val="24"/>
-          <w:szCs w:val="24"/>
-        </w:rPr>
-        <w:t>: A tool for identifying mutational signatures in a cohort of tumor samples</w:t>
+      <w:r>
+        <w:rPr>
+          <w:color w:val="000000"/>
+          <w:sz w:val="24"/>
+          <w:szCs w:val="24"/>
+        </w:rPr>
+        <w:t>SignatureAnalyzer: A tool for identifying mutational signatures in a cohort of tumor samples</w:t>
       </w:r>
     </w:p>
     <w:sectPr>
@@ -2949,7 +2590,7 @@
 </file>
 
 <file path=word/numbering.xml><?xml version="1.0" encoding="utf-8"?>
-<w:numbering xmlns:wpc="http://schemas.microsoft.com/office/word/2010/wordprocessingCanvas" xmlns:cx="http://schemas.microsoft.com/office/drawing/2014/chartex" xmlns:cx1="http://schemas.microsoft.com/office/drawing/2015/9/8/chartex" xmlns:cx2="http://schemas.microsoft.com/office/drawing/2015/10/21/chartex" xmlns:cx3="http://schemas.microsoft.com/office/drawing/2016/5/9/chartex" xmlns:cx4="http://schemas.microsoft.com/office/drawing/2016/5/10/chartex" xmlns:cx5="http://schemas.microsoft.com/office/drawing/2016/5/11/chartex" xmlns:cx6="http://schemas.microsoft.com/office/drawing/2016/5/12/chartex" xmlns:cx7="http://schemas.microsoft.com/office/drawing/2016/5/13/chartex" xmlns:cx8="http://schemas.microsoft.com/office/drawing/2016/5/14/chartex" xmlns:mc="http://schemas.openxmlformats.org/markup-compatibility/2006" xmlns:m="http://schemas.openxmlformats.org/officeDocument/2006/math" xmlns:aink="http://schemas.microsoft.com/office/drawing/2016/ink" xmlns:am3d="http://schemas.microsoft.com/office/drawing/2017/model3d" xmlns:oel="http://schemas.microsoft.com/office/2019/extlst" xmlns:r="http://schemas.openxmlformats.org/officeDocument/2006/relationships" xmlns:wp14="http://schemas.microsoft.com/office/word/2010/wordprocessingDrawing" xmlns:wp="http://schemas.openxmlformats.org/drawingml/2006/wordprocessingDrawing" xmlns:wpg="http://schemas.microsoft.com/office/word/2010/wordprocessingGroup" xmlns:wpi="http://schemas.microsoft.com/office/word/2010/wordprocessingInk" xmlns:wps="http://schemas.microsoft.com/office/word/2010/wordprocessingShape" xmlns:o="urn:schemas-microsoft-com:office:office" xmlns:v="urn:schemas-microsoft-com:vml" xmlns:w10="urn:schemas-microsoft-com:office:word" xmlns:w="http://schemas.openxmlformats.org/wordprocessingml/2006/main" xmlns:w14="http://schemas.microsoft.com/office/word/2010/wordml" xmlns:w15="http://schemas.microsoft.com/office/word/2012/wordml" xmlns:w16cei="http://schemas.microsoft.com/office/word/2026/wordml/cei" xmlns:w16cex="http://schemas.microsoft.com/office/word/2018/wordml/cex" xmlns:w16cid="http://schemas.microsoft.com/office/word/2016/wordml/cid" xmlns:w16="http://schemas.microsoft.com/office/word/2018/wordml" xmlns:w16sdtdh="http://schemas.microsoft.com/office/word/2020/wordml/sdtdatahash" xmlns:w16sdtfl="http://schemas.microsoft.com/office/word/2024/wordml/sdtformatlock" xmlns:w16se="http://schemas.microsoft.com/office/word/2015/wordml/symex" xmlns:w16du="http://schemas.microsoft.com/office/word/2023/wordml/word16du" xmlns:wne="http://schemas.microsoft.com/office/word/2006/wordml" mc:Ignorable="w14 w15 w16se w16cid w16 w16cex w16sdtdh w16sdtfl w16du wp14">
+<w:numbering xmlns:wpc="http://schemas.microsoft.com/office/word/2010/wordprocessingCanvas" xmlns:cx="http://schemas.microsoft.com/office/drawing/2014/chartex" xmlns:cx1="http://schemas.microsoft.com/office/drawing/2015/9/8/chartex" xmlns:cx2="http://schemas.microsoft.com/office/drawing/2015/10/21/chartex" xmlns:cx3="http://schemas.microsoft.com/office/drawing/2016/5/9/chartex" xmlns:cx4="http://schemas.microsoft.com/office/drawing/2016/5/10/chartex" xmlns:cx5="http://schemas.microsoft.com/office/drawing/2016/5/11/chartex" xmlns:cx6="http://schemas.microsoft.com/office/drawing/2016/5/12/chartex" xmlns:cx7="http://schemas.microsoft.com/office/drawing/2016/5/13/chartex" xmlns:cx8="http://schemas.microsoft.com/office/drawing/2016/5/14/chartex" xmlns:mc="http://schemas.openxmlformats.org/markup-compatibility/2006" xmlns:aink="http://schemas.microsoft.com/office/drawing/2016/ink" xmlns:am3d="http://schemas.microsoft.com/office/drawing/2017/model3d" xmlns:o="urn:schemas-microsoft-com:office:office" xmlns:oel="http://schemas.microsoft.com/office/2019/extlst" xmlns:r="http://schemas.openxmlformats.org/officeDocument/2006/relationships" xmlns:m="http://schemas.openxmlformats.org/officeDocument/2006/math" xmlns:v="urn:schemas-microsoft-com:vml" xmlns:wp14="http://schemas.microsoft.com/office/word/2010/wordprocessingDrawing" xmlns:wp="http://schemas.openxmlformats.org/drawingml/2006/wordprocessingDrawing" xmlns:w10="urn:schemas-microsoft-com:office:word" xmlns:w="http://schemas.openxmlformats.org/wordprocessingml/2006/main" xmlns:w14="http://schemas.microsoft.com/office/word/2010/wordml" xmlns:w15="http://schemas.microsoft.com/office/word/2012/wordml" xmlns:w16cei="http://schemas.microsoft.com/office/word/2026/wordml/cei" xmlns:w16cex="http://schemas.microsoft.com/office/word/2018/wordml/cex" xmlns:w16cid="http://schemas.microsoft.com/office/word/2016/wordml/cid" xmlns:w16="http://schemas.microsoft.com/office/word/2018/wordml" xmlns:w16du="http://schemas.microsoft.com/office/word/2023/wordml/word16du" xmlns:w16sdtdh="http://schemas.microsoft.com/office/word/2020/wordml/sdtdatahash" xmlns:w16sdtfl="http://schemas.microsoft.com/office/word/2024/wordml/sdtformatlock" xmlns:w16se="http://schemas.microsoft.com/office/word/2015/wordml/symex" xmlns:wpg="http://schemas.microsoft.com/office/word/2010/wordprocessingGroup" xmlns:wpi="http://schemas.microsoft.com/office/word/2010/wordprocessingInk" xmlns:wne="http://schemas.microsoft.com/office/word/2006/wordml" xmlns:wps="http://schemas.microsoft.com/office/word/2010/wordprocessingShape" mc:Ignorable="w14 w15 w16se w16cid w16 w16cex w16sdtdh w16sdtfl w16du wp14">
   <w:abstractNum w:abstractNumId="0" w15:restartNumberingAfterBreak="0">
     <w:nsid w:val="16EF0A79"/>
     <w:multiLevelType w:val="hybridMultilevel"/>
@@ -3922,7 +3563,7 @@
 </file>
 
 <file path=word/styles.xml><?xml version="1.0" encoding="utf-8"?>
-<w:styles xmlns:mc="http://schemas.openxmlformats.org/markup-compatibility/2006" xmlns:r="http://schemas.openxmlformats.org/officeDocument/2006/relationships" xmlns:w="http://schemas.openxmlformats.org/wordprocessingml/2006/main" xmlns:w14="http://schemas.microsoft.com/office/word/2010/wordml" xmlns:w15="http://schemas.microsoft.com/office/word/2012/wordml" xmlns:w16cex="http://schemas.microsoft.com/office/word/2018/wordml/cex" xmlns:w16cid="http://schemas.microsoft.com/office/word/2016/wordml/cid" xmlns:w16="http://schemas.microsoft.com/office/word/2018/wordml" xmlns:w16sdtdh="http://schemas.microsoft.com/office/word/2020/wordml/sdtdatahash" xmlns:w16sdtfl="http://schemas.microsoft.com/office/word/2024/wordml/sdtformatlock" xmlns:w16se="http://schemas.microsoft.com/office/word/2015/wordml/symex" xmlns:w16du="http://schemas.microsoft.com/office/word/2023/wordml/word16du" mc:Ignorable="w14 w15 w16se w16cid w16 w16cex w16sdtdh w16sdtfl w16du">
+<w:styles xmlns:mc="http://schemas.openxmlformats.org/markup-compatibility/2006" xmlns:r="http://schemas.openxmlformats.org/officeDocument/2006/relationships" xmlns:w="http://schemas.openxmlformats.org/wordprocessingml/2006/main" xmlns:w14="http://schemas.microsoft.com/office/word/2010/wordml" xmlns:w15="http://schemas.microsoft.com/office/word/2012/wordml" xmlns:w16cex="http://schemas.microsoft.com/office/word/2018/wordml/cex" xmlns:w16cid="http://schemas.microsoft.com/office/word/2016/wordml/cid" xmlns:w16="http://schemas.microsoft.com/office/word/2018/wordml" xmlns:w16du="http://schemas.microsoft.com/office/word/2023/wordml/word16du" xmlns:w16sdtdh="http://schemas.microsoft.com/office/word/2020/wordml/sdtdatahash" xmlns:w16sdtfl="http://schemas.microsoft.com/office/word/2024/wordml/sdtformatlock" xmlns:w16se="http://schemas.microsoft.com/office/word/2015/wordml/symex" mc:Ignorable="w14 w15 w16se w16cid w16 w16cex w16sdtdh w16sdtfl w16du">
   <w:docDefaults>
     <w:rPrDefault>
       <w:rPr>
